--- a/protected-assets/AuthorOfTime.docx
+++ b/protected-assets/AuthorOfTime.docx
@@ -1340,7 +1340,7 @@
           <w:i w:val="0"/>
           <w:sz w:val="23"/>
         </w:rPr>
-        <w:t xml:space="preserve">Some readers will ask how that fits with the book John saw “sealed with seven seals” (Revelation 5:1), closed so that no one could even look at it. Scripture gives the key through Jeremiah, who was told to keep two copies of a deed, “both which is sealed, and this evidence which is open” (Jeremiah 32:14). In my study, the judgment works the same way. The open record of every life, “the books” (Revelation 20:12), is where the Son judges and where names are blotted out or confessed before the Father (Revelation 3:5). The Father’s sealed book of life was already “written within and on the backside” (Revelation 5:1) before the judgment began, written by a Father who saw every free choice from the foundation of the world. It never changes, and when it is finally opened, it matches the Son’s judgments name for name. My paper </w:t>
+        <w:t xml:space="preserve">Some readers will ask how that fits with the book John saw “sealed with seven seals” (Revelation 5:1), closed so that no one could even look at it, which this research reads as the book of life. Scripture gives the key through Jeremiah, who was told to keep two copies of a deed, “both which is sealed, and this evidence which is open” (Jeremiah 32:14). In my study, the judgment works the same way. The open record of every life, “the books” (Revelation 20:12), is where the Son judges and where names are blotted out or confessed before the Father (Revelation 3:5). The Father’s sealed book of life was already “written within and on the backside” (Revelation 5:1) before the judgment began, written by a Father who saw every free choice from the foundation of the world. It never changes, and when it is finally opened, it matches the Son’s judgments name for name. My paper </w:t>
       </w:r>
       <w:r>
         <w:rPr>
